--- a/Запорожец/РПМ/S/1-2/Лабораторное занятие 1-2.docx
+++ b/Запорожец/РПМ/S/1-2/Лабораторное занятие 1-2.docx
@@ -1,6 +1,6 @@
 
 <file path=word/document.xml><?xml version="1.0" encoding="utf-8"?>
-<w:document xmlns:wpc="http://schemas.microsoft.com/office/word/2010/wordprocessingCanvas" xmlns:mc="http://schemas.openxmlformats.org/markup-compatibility/2006" xmlns:o="urn:schemas-microsoft-com:office:office" xmlns:r="http://schemas.openxmlformats.org/officeDocument/2006/relationships" xmlns:m="http://schemas.openxmlformats.org/officeDocument/2006/math" xmlns:v="urn:schemas-microsoft-com:vml" xmlns:wp14="http://schemas.microsoft.com/office/word/2010/wordprocessingDrawing" xmlns:wp="http://schemas.openxmlformats.org/drawingml/2006/wordprocessingDrawing" xmlns:w10="urn:schemas-microsoft-com:office:word" xmlns:w="http://schemas.openxmlformats.org/wordprocessingml/2006/main" xmlns:w14="http://schemas.microsoft.com/office/word/2010/wordml" xmlns:w15="http://schemas.microsoft.com/office/word/2012/wordml" xmlns:wpg="http://schemas.microsoft.com/office/word/2010/wordprocessingGroup" xmlns:wpi="http://schemas.microsoft.com/office/word/2010/wordprocessingInk" xmlns:wne="http://schemas.microsoft.com/office/word/2006/wordml" xmlns:wps="http://schemas.microsoft.com/office/word/2010/wordprocessingShape" mc:Ignorable="w14 w15 wp14">
+<w:document xmlns:wpc="http://schemas.microsoft.com/office/word/2010/wordprocessingCanvas" xmlns:cx="http://schemas.microsoft.com/office/drawing/2014/chartex" xmlns:cx1="http://schemas.microsoft.com/office/drawing/2015/9/8/chartex" xmlns:cx2="http://schemas.microsoft.com/office/drawing/2015/10/21/chartex" xmlns:cx3="http://schemas.microsoft.com/office/drawing/2016/5/9/chartex" xmlns:cx4="http://schemas.microsoft.com/office/drawing/2016/5/10/chartex" xmlns:cx5="http://schemas.microsoft.com/office/drawing/2016/5/11/chartex" xmlns:cx6="http://schemas.microsoft.com/office/drawing/2016/5/12/chartex" xmlns:cx7="http://schemas.microsoft.com/office/drawing/2016/5/13/chartex" xmlns:cx8="http://schemas.microsoft.com/office/drawing/2016/5/14/chartex" xmlns:mc="http://schemas.openxmlformats.org/markup-compatibility/2006" xmlns:aink="http://schemas.microsoft.com/office/drawing/2016/ink" xmlns:am3d="http://schemas.microsoft.com/office/drawing/2017/model3d" xmlns:o="urn:schemas-microsoft-com:office:office" xmlns:oel="http://schemas.microsoft.com/office/2019/extlst" xmlns:r="http://schemas.openxmlformats.org/officeDocument/2006/relationships" xmlns:m="http://schemas.openxmlformats.org/officeDocument/2006/math" xmlns:v="urn:schemas-microsoft-com:vml" xmlns:wp14="http://schemas.microsoft.com/office/word/2010/wordprocessingDrawing" xmlns:wp="http://schemas.openxmlformats.org/drawingml/2006/wordprocessingDrawing" xmlns:w10="urn:schemas-microsoft-com:office:word" xmlns:w="http://schemas.openxmlformats.org/wordprocessingml/2006/main" xmlns:w14="http://schemas.microsoft.com/office/word/2010/wordml" xmlns:w15="http://schemas.microsoft.com/office/word/2012/wordml" xmlns:w16cex="http://schemas.microsoft.com/office/word/2018/wordml/cex" xmlns:w16cid="http://schemas.microsoft.com/office/word/2016/wordml/cid" xmlns:w16="http://schemas.microsoft.com/office/word/2018/wordml" xmlns:w16du="http://schemas.microsoft.com/office/word/2023/wordml/word16du" xmlns:w16sdtdh="http://schemas.microsoft.com/office/word/2020/wordml/sdtdatahash" xmlns:w16sdtfl="http://schemas.microsoft.com/office/word/2024/wordml/sdtformatlock" xmlns:w16se="http://schemas.microsoft.com/office/word/2015/wordml/symex" xmlns:wpg="http://schemas.microsoft.com/office/word/2010/wordprocessingGroup" xmlns:wpi="http://schemas.microsoft.com/office/word/2010/wordprocessingInk" xmlns:wne="http://schemas.microsoft.com/office/word/2006/wordml" xmlns:wps="http://schemas.microsoft.com/office/word/2010/wordprocessingShape" mc:Ignorable="w14 w15 w16se w16cid w16 w16cex w16sdtdh w16sdtfl w16du wp14">
   <w:body>
     <w:p>
       <w:pPr>
@@ -250,6 +250,63 @@
     </w:p>
     <w:p>
       <w:pPr>
+        <w:tabs>
+          <w:tab w:val="left" w:pos="1323"/>
+        </w:tabs>
+        <w:spacing w:after="0"/>
+        <w:ind w:left="567"/>
+        <w:jc w:val="both"/>
+        <w:rPr>
+          <w:rFonts w:ascii="Times New Roman" w:hAnsi="Times New Roman" w:cs="Times New Roman"/>
+          <w:sz w:val="24"/>
+          <w:szCs w:val="24"/>
+        </w:rPr>
+      </w:pPr>
+      <w:r>
+        <w:rPr>
+          <w:rFonts w:ascii="Times New Roman" w:hAnsi="Times New Roman" w:cs="Times New Roman"/>
+          <w:sz w:val="24"/>
+          <w:szCs w:val="24"/>
+        </w:rPr>
+        <w:drawing>
+          <wp:inline distT="0" distB="0" distL="0" distR="0" wp14:anchorId="2CB3A002" wp14:editId="020E4A51">
+            <wp:extent cx="1914792" cy="2915057"/>
+            <wp:effectExtent l="0" t="0" r="9525" b="0"/>
+            <wp:docPr id="446417520" name="Рисунок 1"/>
+            <wp:cNvGraphicFramePr>
+              <a:graphicFrameLocks xmlns:a="http://schemas.openxmlformats.org/drawingml/2006/main" noChangeAspect="1"/>
+            </wp:cNvGraphicFramePr>
+            <a:graphic xmlns:a="http://schemas.openxmlformats.org/drawingml/2006/main">
+              <a:graphicData uri="http://schemas.openxmlformats.org/drawingml/2006/picture">
+                <pic:pic xmlns:pic="http://schemas.openxmlformats.org/drawingml/2006/picture">
+                  <pic:nvPicPr>
+                    <pic:cNvPr id="446417520" name=""/>
+                    <pic:cNvPicPr/>
+                  </pic:nvPicPr>
+                  <pic:blipFill>
+                    <a:blip r:embed="rId5"/>
+                    <a:stretch>
+                      <a:fillRect/>
+                    </a:stretch>
+                  </pic:blipFill>
+                  <pic:spPr>
+                    <a:xfrm>
+                      <a:off x="0" y="0"/>
+                      <a:ext cx="1914792" cy="2915057"/>
+                    </a:xfrm>
+                    <a:prstGeom prst="rect">
+                      <a:avLst/>
+                    </a:prstGeom>
+                  </pic:spPr>
+                </pic:pic>
+              </a:graphicData>
+            </a:graphic>
+          </wp:inline>
+        </w:drawing>
+      </w:r>
+    </w:p>
+    <w:p>
+      <w:pPr>
         <w:numPr>
           <w:ilvl w:val="3"/>
           <w:numId w:val="1"/>
@@ -946,7 +1003,7 @@
           <w:rFonts w:ascii="Courier New" w:hAnsi="Courier New" w:cs="Courier New"/>
           <w:sz w:val="20"/>
           <w:szCs w:val="20"/>
-          <w:lang w:eastAsia="en-US"/>
+          <w:lang w:val="en-US" w:eastAsia="en-US"/>
         </w:rPr>
       </w:pPr>
       <w:r>
@@ -963,7 +1020,7 @@
           <w:rFonts w:ascii="Courier New" w:hAnsi="Courier New" w:cs="Courier New"/>
           <w:sz w:val="20"/>
           <w:szCs w:val="20"/>
-          <w:lang w:eastAsia="en-US"/>
+          <w:lang w:val="en-US" w:eastAsia="en-US"/>
         </w:rPr>
         <w:t>{</w:t>
       </w:r>
@@ -978,15 +1035,15 @@
           <w:rFonts w:ascii="Courier New" w:hAnsi="Courier New" w:cs="Courier New"/>
           <w:sz w:val="20"/>
           <w:szCs w:val="20"/>
-          <w:lang w:eastAsia="en-US"/>
-        </w:rPr>
-      </w:pPr>
-      <w:r>
-        <w:rPr>
-          <w:rFonts w:ascii="Courier New" w:hAnsi="Courier New" w:cs="Courier New"/>
-          <w:sz w:val="20"/>
-          <w:szCs w:val="20"/>
-          <w:lang w:eastAsia="en-US"/>
+          <w:lang w:val="en-US" w:eastAsia="en-US"/>
+        </w:rPr>
+      </w:pPr>
+      <w:r>
+        <w:rPr>
+          <w:rFonts w:ascii="Courier New" w:hAnsi="Courier New" w:cs="Courier New"/>
+          <w:sz w:val="20"/>
+          <w:szCs w:val="20"/>
+          <w:lang w:val="en-US" w:eastAsia="en-US"/>
         </w:rPr>
         <w:t xml:space="preserve">            RearrangeButtonsExcept(sender);</w:t>
       </w:r>
@@ -1001,15 +1058,15 @@
           <w:rFonts w:ascii="Courier New" w:hAnsi="Courier New" w:cs="Courier New"/>
           <w:sz w:val="20"/>
           <w:szCs w:val="20"/>
-          <w:lang w:eastAsia="en-US"/>
-        </w:rPr>
-      </w:pPr>
-      <w:r>
-        <w:rPr>
-          <w:rFonts w:ascii="Courier New" w:hAnsi="Courier New" w:cs="Courier New"/>
-          <w:sz w:val="20"/>
-          <w:szCs w:val="20"/>
-          <w:lang w:eastAsia="en-US"/>
+          <w:lang w:val="en-US" w:eastAsia="en-US"/>
+        </w:rPr>
+      </w:pPr>
+      <w:r>
+        <w:rPr>
+          <w:rFonts w:ascii="Courier New" w:hAnsi="Courier New" w:cs="Courier New"/>
+          <w:sz w:val="20"/>
+          <w:szCs w:val="20"/>
+          <w:lang w:val="en-US" w:eastAsia="en-US"/>
         </w:rPr>
         <w:t xml:space="preserve">        }</w:t>
       </w:r>
@@ -1024,7 +1081,7 @@
           <w:rFonts w:ascii="Courier New" w:hAnsi="Courier New" w:cs="Courier New"/>
           <w:sz w:val="20"/>
           <w:szCs w:val="20"/>
-          <w:lang w:eastAsia="en-US"/>
+          <w:lang w:val="en-US" w:eastAsia="en-US"/>
         </w:rPr>
       </w:pPr>
     </w:p>
@@ -1366,7 +1423,6 @@
           <w:szCs w:val="20"/>
           <w:lang w:val="en-US" w:eastAsia="en-US"/>
         </w:rPr>
-        <w:lastRenderedPageBreak/>
         <w:t xml:space="preserve">                    int y = rand.Next(0, Math.Max(1, maxHeight - height));</w:t>
       </w:r>
     </w:p>
@@ -1628,7 +1684,7 @@
                     <pic:cNvPicPr/>
                   </pic:nvPicPr>
                   <pic:blipFill rotWithShape="1">
-                    <a:blip r:embed="rId5"/>
+                    <a:blip r:embed="rId6"/>
                     <a:srcRect l="19159" t="16529" r="21879" b="19667"/>
                     <a:stretch/>
                   </pic:blipFill>
@@ -1674,6 +1730,7 @@
         <w:rPr>
           <w:noProof/>
         </w:rPr>
+        <w:lastRenderedPageBreak/>
         <w:drawing>
           <wp:inline distT="0" distB="0" distL="0" distR="0" wp14:anchorId="3ADD4D4C" wp14:editId="4AD58F96">
             <wp:extent cx="3842385" cy="2362907"/>
@@ -1690,7 +1747,7 @@
                     <pic:cNvPicPr/>
                   </pic:nvPicPr>
                   <pic:blipFill rotWithShape="1">
-                    <a:blip r:embed="rId6"/>
+                    <a:blip r:embed="rId7"/>
                     <a:srcRect l="19159" t="15079" r="21720" b="20542"/>
                     <a:stretch/>
                   </pic:blipFill>
@@ -1717,8 +1774,6 @@
           </wp:inline>
         </w:drawing>
       </w:r>
-      <w:bookmarkStart w:id="0" w:name="_GoBack"/>
-      <w:bookmarkEnd w:id="0"/>
     </w:p>
     <w:sectPr>
       <w:pgSz w:w="11906" w:h="16838"/>
@@ -1731,7 +1786,7 @@
 </file>
 
 <file path=word/numbering.xml><?xml version="1.0" encoding="utf-8"?>
-<w:numbering xmlns:wpc="http://schemas.microsoft.com/office/word/2010/wordprocessingCanvas" xmlns:mc="http://schemas.openxmlformats.org/markup-compatibility/2006" xmlns:o="urn:schemas-microsoft-com:office:office" xmlns:r="http://schemas.openxmlformats.org/officeDocument/2006/relationships" xmlns:m="http://schemas.openxmlformats.org/officeDocument/2006/math" xmlns:v="urn:schemas-microsoft-com:vml" xmlns:wp14="http://schemas.microsoft.com/office/word/2010/wordprocessingDrawing" xmlns:wp="http://schemas.openxmlformats.org/drawingml/2006/wordprocessingDrawing" xmlns:w10="urn:schemas-microsoft-com:office:word" xmlns:w="http://schemas.openxmlformats.org/wordprocessingml/2006/main" xmlns:w14="http://schemas.microsoft.com/office/word/2010/wordml" xmlns:w15="http://schemas.microsoft.com/office/word/2012/wordml" xmlns:wpg="http://schemas.microsoft.com/office/word/2010/wordprocessingGroup" xmlns:wpi="http://schemas.microsoft.com/office/word/2010/wordprocessingInk" xmlns:wne="http://schemas.microsoft.com/office/word/2006/wordml" xmlns:wps="http://schemas.microsoft.com/office/word/2010/wordprocessingShape" mc:Ignorable="w14 w15 wp14">
+<w:numbering xmlns:wpc="http://schemas.microsoft.com/office/word/2010/wordprocessingCanvas" xmlns:cx="http://schemas.microsoft.com/office/drawing/2014/chartex" xmlns:cx1="http://schemas.microsoft.com/office/drawing/2015/9/8/chartex" xmlns:cx2="http://schemas.microsoft.com/office/drawing/2015/10/21/chartex" xmlns:cx3="http://schemas.microsoft.com/office/drawing/2016/5/9/chartex" xmlns:cx4="http://schemas.microsoft.com/office/drawing/2016/5/10/chartex" xmlns:cx5="http://schemas.microsoft.com/office/drawing/2016/5/11/chartex" xmlns:cx6="http://schemas.microsoft.com/office/drawing/2016/5/12/chartex" xmlns:cx7="http://schemas.microsoft.com/office/drawing/2016/5/13/chartex" xmlns:cx8="http://schemas.microsoft.com/office/drawing/2016/5/14/chartex" xmlns:mc="http://schemas.openxmlformats.org/markup-compatibility/2006" xmlns:aink="http://schemas.microsoft.com/office/drawing/2016/ink" xmlns:am3d="http://schemas.microsoft.com/office/drawing/2017/model3d" xmlns:o="urn:schemas-microsoft-com:office:office" xmlns:oel="http://schemas.microsoft.com/office/2019/extlst" xmlns:r="http://schemas.openxmlformats.org/officeDocument/2006/relationships" xmlns:m="http://schemas.openxmlformats.org/officeDocument/2006/math" xmlns:v="urn:schemas-microsoft-com:vml" xmlns:wp14="http://schemas.microsoft.com/office/word/2010/wordprocessingDrawing" xmlns:wp="http://schemas.openxmlformats.org/drawingml/2006/wordprocessingDrawing" xmlns:w10="urn:schemas-microsoft-com:office:word" xmlns:w="http://schemas.openxmlformats.org/wordprocessingml/2006/main" xmlns:w14="http://schemas.microsoft.com/office/word/2010/wordml" xmlns:w15="http://schemas.microsoft.com/office/word/2012/wordml" xmlns:w16cex="http://schemas.microsoft.com/office/word/2018/wordml/cex" xmlns:w16cid="http://schemas.microsoft.com/office/word/2016/wordml/cid" xmlns:w16="http://schemas.microsoft.com/office/word/2018/wordml" xmlns:w16du="http://schemas.microsoft.com/office/word/2023/wordml/word16du" xmlns:w16sdtdh="http://schemas.microsoft.com/office/word/2020/wordml/sdtdatahash" xmlns:w16sdtfl="http://schemas.microsoft.com/office/word/2024/wordml/sdtformatlock" xmlns:w16se="http://schemas.microsoft.com/office/word/2015/wordml/symex" xmlns:wpg="http://schemas.microsoft.com/office/word/2010/wordprocessingGroup" xmlns:wpi="http://schemas.microsoft.com/office/word/2010/wordprocessingInk" xmlns:wne="http://schemas.microsoft.com/office/word/2006/wordml" xmlns:wps="http://schemas.microsoft.com/office/word/2010/wordprocessingShape" mc:Ignorable="w14 w15 w16se w16cid w16 w16cex w16sdtdh w16sdtfl w16du wp14">
   <w:abstractNum w:abstractNumId="0" w15:restartNumberingAfterBreak="0">
     <w:nsid w:val="5B4B28B3"/>
     <w:multiLevelType w:val="multilevel"/>
@@ -1848,14 +1903,14 @@
       </w:pPr>
     </w:lvl>
   </w:abstractNum>
-  <w:num w:numId="1">
+  <w:num w:numId="1" w16cid:durableId="2058816743">
     <w:abstractNumId w:val="0"/>
   </w:num>
 </w:numbering>
 </file>
 
 <file path=word/styles.xml><?xml version="1.0" encoding="utf-8"?>
-<w:styles xmlns:mc="http://schemas.openxmlformats.org/markup-compatibility/2006" xmlns:r="http://schemas.openxmlformats.org/officeDocument/2006/relationships" xmlns:w="http://schemas.openxmlformats.org/wordprocessingml/2006/main" xmlns:w14="http://schemas.microsoft.com/office/word/2010/wordml" xmlns:w15="http://schemas.microsoft.com/office/word/2012/wordml" mc:Ignorable="w14 w15">
+<w:styles xmlns:mc="http://schemas.openxmlformats.org/markup-compatibility/2006" xmlns:r="http://schemas.openxmlformats.org/officeDocument/2006/relationships" xmlns:w="http://schemas.openxmlformats.org/wordprocessingml/2006/main" xmlns:w14="http://schemas.microsoft.com/office/word/2010/wordml" xmlns:w15="http://schemas.microsoft.com/office/word/2012/wordml" xmlns:w16cex="http://schemas.microsoft.com/office/word/2018/wordml/cex" xmlns:w16cid="http://schemas.microsoft.com/office/word/2016/wordml/cid" xmlns:w16="http://schemas.microsoft.com/office/word/2018/wordml" xmlns:w16du="http://schemas.microsoft.com/office/word/2023/wordml/word16du" xmlns:w16sdtdh="http://schemas.microsoft.com/office/word/2020/wordml/sdtdatahash" xmlns:w16sdtfl="http://schemas.microsoft.com/office/word/2024/wordml/sdtformatlock" xmlns:w16se="http://schemas.microsoft.com/office/word/2015/wordml/symex" mc:Ignorable="w14 w15 w16se w16cid w16 w16cex w16sdtdh w16sdtfl w16du">
   <w:docDefaults>
     <w:rPrDefault>
       <w:rPr>
@@ -1871,7 +1926,7 @@
       </w:pPr>
     </w:pPrDefault>
   </w:docDefaults>
-  <w:latentStyles w:defLockedState="0" w:defUIPriority="99" w:defSemiHidden="0" w:defUnhideWhenUsed="0" w:defQFormat="0" w:count="371">
+  <w:latentStyles w:defLockedState="0" w:defUIPriority="99" w:defSemiHidden="0" w:defUnhideWhenUsed="0" w:defQFormat="0" w:count="376">
     <w:lsdException w:name="Normal" w:uiPriority="0" w:qFormat="1"/>
     <w:lsdException w:name="heading 1" w:uiPriority="9" w:qFormat="1"/>
     <w:lsdException w:name="heading 2" w:semiHidden="1" w:uiPriority="9" w:unhideWhenUsed="1" w:qFormat="1"/>
@@ -2243,6 +2298,11 @@
     <w:lsdException w:name="List Table 5 Dark Accent 6" w:uiPriority="50"/>
     <w:lsdException w:name="List Table 6 Colorful Accent 6" w:uiPriority="51"/>
     <w:lsdException w:name="List Table 7 Colorful Accent 6" w:uiPriority="52"/>
+    <w:lsdException w:name="Mention" w:semiHidden="1" w:unhideWhenUsed="1"/>
+    <w:lsdException w:name="Smart Hyperlink" w:semiHidden="1" w:unhideWhenUsed="1"/>
+    <w:lsdException w:name="Hashtag" w:semiHidden="1" w:unhideWhenUsed="1"/>
+    <w:lsdException w:name="Unresolved Mention" w:semiHidden="1" w:unhideWhenUsed="1"/>
+    <w:lsdException w:name="Smart Link" w:semiHidden="1" w:unhideWhenUsed="1"/>
   </w:latentStyles>
   <w:style w:type="paragraph" w:default="1" w:styleId="a">
     <w:name w:val="Normal"/>
